--- a/lab-03/Отчет.docx
+++ b/lab-03/Отчет.docx
@@ -826,6 +826,61 @@
         <w:t xml:space="preserve">обучение, 20% на проверку.</w:t>
       </w:r>
     </w:p>
+    <w:p xmlns:a="http://schemas.openxmlformats.org/drawingml/2006/main" xmlns:pic="http://schemas.openxmlformats.org/drawingml/2006/picture">
+      <w:pPr>
+        <w:pStyle w:val="CaptionedFigure"/>
+      </w:pPr>
+      <w:r>
+        <w:drawing>
+          <wp:inline>
+            <wp:extent cx="4886960" cy="3921634"/>
+            <wp:effectExtent b="0" l="0" r="0" t="0"/>
+            <wp:docPr descr="Зависимость capitalgain от hoursperweek" title="" id="1" name="Picture"/>
+            <a:graphic>
+              <a:graphicData uri="http://schemas.openxmlformats.org/drawingml/2006/picture">
+                <pic:pic>
+                  <pic:nvPicPr>
+                    <pic:cNvPr descr="plot_11_scatter_regression.png" id="1" name="Picture"/>
+                    <pic:cNvPicPr>
+                      <a:picLocks noChangeArrowheads="1" noChangeAspect="1"/>
+                    </pic:cNvPicPr>
+                  </pic:nvPicPr>
+                  <pic:blipFill>
+                    <a:blip r:embed="rId8"/>
+                    <a:stretch>
+                      <a:fillRect/>
+                    </a:stretch>
+                  </pic:blipFill>
+                  <pic:spPr bwMode="auto">
+                    <a:xfrm>
+                      <a:off x="0" y="0"/>
+                      <a:ext cx="4886960" cy="3921634"/>
+                    </a:xfrm>
+                    <a:prstGeom prst="rect">
+                      <a:avLst/>
+                    </a:prstGeom>
+                    <a:noFill/>
+                    <a:ln w="9525">
+                      <a:noFill/>
+                      <a:headEnd/>
+                      <a:tailEnd/>
+                    </a:ln>
+                  </pic:spPr>
+                </pic:pic>
+              </a:graphicData>
+            </a:graphic>
+          </wp:inline>
+        </w:drawing>
+      </w:r>
+    </w:p>
+    <w:p>
+      <w:pPr>
+        <w:pStyle w:val="ImageCaption"/>
+      </w:pPr>
+      <w:r>
+        <w:t xml:space="preserve">Зависимость capitalgain от hoursperweek</w:t>
+      </w:r>
+    </w:p>
     <w:p>
       <w:pPr>
         <w:pStyle w:val="SourceCode"/>
@@ -1504,9 +1559,64 @@
         <w:t xml:space="preserve"> [  27 6509]]</w:t>
       </w:r>
     </w:p>
-    <w:p>
-      <w:pPr>
-        <w:pStyle w:val="FirstParagraph"/>
+    <w:p xmlns:a="http://schemas.openxmlformats.org/drawingml/2006/main" xmlns:pic="http://schemas.openxmlformats.org/drawingml/2006/picture">
+      <w:pPr>
+        <w:pStyle w:val="CaptionedFigure"/>
+      </w:pPr>
+      <w:r>
+        <w:drawing>
+          <wp:inline>
+            <wp:extent cx="4886960" cy="3921634"/>
+            <wp:effectExtent b="0" l="0" r="0" t="0"/>
+            <wp:docPr descr="Ошибки KNN (n=7)" title="" id="2" name="Picture"/>
+            <a:graphic>
+              <a:graphicData uri="http://schemas.openxmlformats.org/drawingml/2006/picture">
+                <pic:pic>
+                  <pic:nvPicPr>
+                    <pic:cNvPr descr="plot_12_knn_errors.png" id="2" name="Picture"/>
+                    <pic:cNvPicPr>
+                      <a:picLocks noChangeArrowheads="1" noChangeAspect="1"/>
+                    </pic:cNvPicPr>
+                  </pic:nvPicPr>
+                  <pic:blipFill>
+                    <a:blip r:embed="rId9"/>
+                    <a:stretch>
+                      <a:fillRect/>
+                    </a:stretch>
+                  </pic:blipFill>
+                  <pic:spPr bwMode="auto">
+                    <a:xfrm>
+                      <a:off x="0" y="0"/>
+                      <a:ext cx="4886960" cy="3921634"/>
+                    </a:xfrm>
+                    <a:prstGeom prst="rect">
+                      <a:avLst/>
+                    </a:prstGeom>
+                    <a:noFill/>
+                    <a:ln w="9525">
+                      <a:noFill/>
+                      <a:headEnd/>
+                      <a:tailEnd/>
+                    </a:ln>
+                  </pic:spPr>
+                </pic:pic>
+              </a:graphicData>
+            </a:graphic>
+          </wp:inline>
+        </w:drawing>
+      </w:r>
+    </w:p>
+    <w:p>
+      <w:pPr>
+        <w:pStyle w:val="ImageCaption"/>
+      </w:pPr>
+      <w:r>
+        <w:t xml:space="preserve">Ошибки KNN (n=7)</w:t>
+      </w:r>
+    </w:p>
+    <w:p>
+      <w:pPr>
+        <w:pStyle w:val="BodyText"/>
       </w:pPr>
       <w:r>
         <w:t xml:space="preserve">Точность выросла с 54.83% до 66.79%. Матрица ошибок показывает,</w:t>
@@ -1801,6 +1911,61 @@
       </w:r>
       <w:r>
         <w:t xml:space="preserve">нормирования — они работают с пороговыми значениями, а не с расстояниями.</w:t>
+      </w:r>
+    </w:p>
+    <w:p xmlns:a="http://schemas.openxmlformats.org/drawingml/2006/main" xmlns:pic="http://schemas.openxmlformats.org/drawingml/2006/picture">
+      <w:pPr>
+        <w:pStyle w:val="CaptionedFigure"/>
+      </w:pPr>
+      <w:r>
+        <w:drawing>
+          <wp:inline>
+            <wp:extent cx="4886960" cy="4400495"/>
+            <wp:effectExtent b="0" l="0" r="0" t="0"/>
+            <wp:docPr descr="Матрица парных диаграмм (признаки дерева)" title="" id="3" name="Picture"/>
+            <a:graphic>
+              <a:graphicData uri="http://schemas.openxmlformats.org/drawingml/2006/picture">
+                <pic:pic>
+                  <pic:nvPicPr>
+                    <pic:cNvPr descr="plot_13_pairplot_tree_features.png" id="3" name="Picture"/>
+                    <pic:cNvPicPr>
+                      <a:picLocks noChangeArrowheads="1" noChangeAspect="1"/>
+                    </pic:cNvPicPr>
+                  </pic:nvPicPr>
+                  <pic:blipFill>
+                    <a:blip r:embed="rId10"/>
+                    <a:stretch>
+                      <a:fillRect/>
+                    </a:stretch>
+                  </pic:blipFill>
+                  <pic:spPr bwMode="auto">
+                    <a:xfrm>
+                      <a:off x="0" y="0"/>
+                      <a:ext cx="4886960" cy="4400495"/>
+                    </a:xfrm>
+                    <a:prstGeom prst="rect">
+                      <a:avLst/>
+                    </a:prstGeom>
+                    <a:noFill/>
+                    <a:ln w="9525">
+                      <a:noFill/>
+                      <a:headEnd/>
+                      <a:tailEnd/>
+                    </a:ln>
+                  </pic:spPr>
+                </pic:pic>
+              </a:graphicData>
+            </a:graphic>
+          </wp:inline>
+        </w:drawing>
+      </w:r>
+    </w:p>
+    <w:p>
+      <w:pPr>
+        <w:pStyle w:val="ImageCaption"/>
+      </w:pPr>
+      <w:r>
+        <w:t xml:space="preserve">Матрица парных диаграмм (признаки дерева)</w:t>
       </w:r>
     </w:p>
     <w:p>
@@ -2555,7 +2720,7 @@
     </w:lvl>
   </w:abstractNum>
   <w:abstractNum w:abstractNumId="2">
-    <w:nsid w:val="033EC6DB"/>
+    <w:nsid w:val="03EB7976"/>
     <w:multiLevelType w:val="multilevel"/>
     <w:lvl w:ilvl="0">
       <w:start w:val="1"/>
